--- a/generated_reports/Report on SDRAM.docx
+++ b/generated_reports/Report on SDRAM.docx
@@ -23,25 +23,21 @@
         <w:t>Report on SDRAM</w:t>
         <w:br/>
         <w:br/>
-        <w:t xml:space="preserve">   SDRAM is an acronym for synchronous DRAM.</w:t>
+        <w:t xml:space="preserve">   SDRAM is short for synchronous DRAM.</w:t>
         <w:br/>
         <w:t xml:space="preserve">   It is a JEDEC standard for a type of DRAM that operates in synchronization with the memory bus.</w:t>
         <w:br/>
-        <w:t xml:space="preserve">   SDRAM provides information in very high-speed bursts through a high-speed clocked interface.</w:t>
+        <w:t xml:space="preserve">   SDRAM delivers information in very high-speed bursts through a high-speed clocked interface.</w:t>
         <w:br/>
-        <w:t xml:space="preserve">   It reduces most of the latency found in asynchronous DRAM because its signals are synchronized with the motherboard clock.</w:t>
+        <w:t xml:space="preserve">   It reduces most of the latency associated with asynchronous DRAM because its signals are synchronized with the motherboard clock.</w:t>
         <w:br/>
-        <w:t xml:space="preserve">   Motherboard chipset support is necessary for SDRAM to function in systems.</w:t>
+        <w:t xml:space="preserve">   Motherboard chipset support is necessary for SDRAM to be usable in systems.</w:t>
         <w:br/>
-        <w:t xml:space="preserve">   Intel chipsets, starting with the 430VX and 430TX in 1996, began to support industry-standard SDRAM.</w:t>
+        <w:t xml:space="preserve">   Intel's 430VX and 430TX chipsets, introduced in 1996, were among the first to support industry-standard SDRAM.</w:t>
         <w:br/>
-        <w:t xml:space="preserve">   The introduction of the 440BX chipset in 1998 led SDRAM to surpass EDO as the most popular memory type.</w:t>
+        <w:t xml:space="preserve">   By 1998, with the release of the 440BX chipset, SDRAM surpassed EDO as the most popular memory type.</w:t>
         <w:br/>
-        <w:t xml:space="preserve">   After 1998, with the advent of 100MHz and faster system bus speeds, SDRAM architecture became the standard, and the market for EDO rapidly declined.</w:t>
-        <w:br/>
-        <w:t xml:space="preserve">   SDRAM also overshadowed proprietary technologies like Burst EDO (BEDO).</w:t>
-        <w:br/>
-        <w:t xml:space="preserve">   Variations of SDRAM include double data rate SDRAM (DDR SDRAM), DDR2 SDRAM, DDR3 SDRAM, and DDR4 SDRAM.</w:t>
+        <w:t xml:space="preserve">   SDRAM became the standard memory architecture starting in 1998 due to the emergence of 100MHz and faster system bus speeds, replacing EDO RAM.</w:t>
       </w:r>
     </w:p>
     <w:sectPr>

--- a/generated_reports/Report on SDRAM.docx
+++ b/generated_reports/Report on SDRAM.docx
@@ -15,7 +15,7 @@
         <w:pStyle w:val="Heading2"/>
       </w:pPr>
       <w:r>
-        <w:t>Author:Gerginov</w:t>
+        <w:t>Author:Rali123</w:t>
       </w:r>
     </w:p>
     <w:p>
@@ -23,21 +23,19 @@
         <w:t>Report on SDRAM</w:t>
         <w:br/>
         <w:br/>
-        <w:t xml:space="preserve">   SDRAM is short for synchronous DRAM.</w:t>
+        <w:t xml:space="preserve">   SDRAM, which stands for synchronous DRAM, is a JEDEC standard memory type that operates in synchronization with the memory bus.</w:t>
         <w:br/>
-        <w:t xml:space="preserve">   It is a JEDEC standard for a type of DRAM that operates in synchronization with the memory bus.</w:t>
+        <w:t xml:space="preserve">   It delivers information through high-speed bursts using a high-speed clocked interface.</w:t>
         <w:br/>
-        <w:t xml:space="preserve">   SDRAM delivers information in very high-speed bursts through a high-speed clocked interface.</w:t>
+        <w:t xml:space="preserve">   SDRAM reduces latency compared to asynchronous DRAM because its signals are synchronized with the motherboard clock.</w:t>
         <w:br/>
-        <w:t xml:space="preserve">   It reduces most of the latency associated with asynchronous DRAM because its signals are synchronized with the motherboard clock.</w:t>
+        <w:t xml:space="preserve">   Motherboard chipset support is essential for SDRAM to be usable in systems.</w:t>
         <w:br/>
-        <w:t xml:space="preserve">   Motherboard chipset support is necessary for SDRAM to be usable in systems.</w:t>
+        <w:t xml:space="preserve">   Intel chipsets, starting with the 430VX and 430TX in 1996, began to support industry-standard SDRAM.</w:t>
         <w:br/>
-        <w:t xml:space="preserve">   Intel's 430VX and 430TX chipsets, introduced in 1996, were among the first to support industry-standard SDRAM.</w:t>
+        <w:t xml:space="preserve">   In 1998, with the introduction of the 440BX chipset, SDRAM became more popular than EDO memory.</w:t>
         <w:br/>
-        <w:t xml:space="preserve">   By 1998, with the release of the 440BX chipset, SDRAM surpassed EDO as the most popular memory type.</w:t>
-        <w:br/>
-        <w:t xml:space="preserve">   SDRAM became the standard memory architecture starting in 1998 due to the emergence of 100MHz and faster system bus speeds, replacing EDO RAM.</w:t>
+        <w:t xml:space="preserve">   Variations of SDRAM include DDR SDRAM, DDR2 SDRAM, DDR3 SDRAM, and DDR4 SDRAM.</w:t>
       </w:r>
     </w:p>
     <w:sectPr>
